--- a/templates/SNSGLOBLE/OMAN/Annexure.docx
+++ b/templates/SNSGLOBLE/OMAN/Annexure.docx
@@ -114,21 +114,6 @@
         <w:ind w:right="-1566"/>
       </w:pPr>
       <w:r>
-        <w:t xml:space="preserve">Legal Status (Company / Establishment / Individual): </w:t>
-      </w:r>
-      <w:r>
-        <w:rPr>
-          <w:b/>
-          <w:color w:val="000000" w:themeColor="text1"/>
-        </w:rPr>
-        <w:t>{{LEGAL_STATUS}}</w:t>
-      </w:r>
-    </w:p>
-    <w:p>
-      <w:pPr>
-        <w:ind w:right="-1566"/>
-      </w:pPr>
-      <w:r>
         <w:t xml:space="preserve">Business / Commercial Registration / Trade </w:t>
       </w:r>
       <w:proofErr w:type="spellStart"/>
@@ -209,59 +194,6 @@
           <w:color w:val="000000" w:themeColor="text1"/>
         </w:rPr>
         <w:t>{{SPADD}}</w:t>
-      </w:r>
-    </w:p>
-    <w:p>
-      <w:pPr>
-        <w:ind w:right="-1566"/>
-        <w:rPr>
-          <w:b/>
-          <w:color w:val="FF0000"/>
-        </w:rPr>
-      </w:pPr>
-      <w:proofErr w:type="spellStart"/>
-      <w:r>
-        <w:t>Authorised</w:t>
-      </w:r>
-      <w:proofErr w:type="spellEnd"/>
-      <w:r>
-        <w:t xml:space="preserve"> Signatory (Name &amp; Designation): </w:t>
-      </w:r>
-      <w:r>
-        <w:rPr>
-          <w:b/>
-          <w:color w:val="000000" w:themeColor="text1"/>
-        </w:rPr>
-        <w:t>{{AUTHORISED_SIGNATORY}}</w:t>
-      </w:r>
-      <w:r>
-        <w:rPr>
-          <w:b/>
-          <w:color w:val="FF0000"/>
-        </w:rPr>
-        <w:t xml:space="preserve"> </w:t>
-      </w:r>
-    </w:p>
-    <w:p>
-      <w:pPr>
-        <w:ind w:right="-1566"/>
-      </w:pPr>
-      <w:r>
-        <w:t xml:space="preserve">Passport / ID No. of Authorized Signatory: </w:t>
-      </w:r>
-      <w:r>
-        <w:rPr>
-          <w:b/>
-          <w:color w:val="000000" w:themeColor="text1"/>
-        </w:rPr>
-        <w:t>{{ID_NO}}</w:t>
-      </w:r>
-      <w:r>
-        <w:rPr>
-          <w:b/>
-          <w:color w:val="FF0000"/>
-        </w:rPr>
-        <w:t xml:space="preserve"> </w:t>
       </w:r>
     </w:p>
     <w:p>
@@ -463,7 +395,6 @@
     </w:p>
     <w:p>
       <w:r>
-        <w:lastRenderedPageBreak/>
         <w:t xml:space="preserve">3. To jointly undertake compliance with the provisions of the Emigration Act, 1983 and instructions issued by the Government of India for processing Emigration Clearance through the </w:t>
       </w:r>
       <w:proofErr w:type="spellStart"/>
@@ -480,6 +411,7 @@
         <w:pStyle w:val="Heading2"/>
       </w:pPr>
       <w:r>
+        <w:lastRenderedPageBreak/>
         <w:t xml:space="preserve">4. </w:t>
       </w:r>
       <w:proofErr w:type="spellStart"/>
@@ -826,7 +758,6 @@
         <w:pStyle w:val="Heading2"/>
       </w:pPr>
       <w:r>
-        <w:lastRenderedPageBreak/>
         <w:t>7. Declarations and Undertakings</w:t>
       </w:r>
     </w:p>
@@ -834,6 +765,11 @@
       <w:r>
         <w:t>The Foreign Employer and Recruiting Agent jointly undertake compliance with the Emigration Act, 1983 and related rules and instructions issued by the Government of India.</w:t>
       </w:r>
+    </w:p>
+    <w:p>
+      <w:pPr>
+        <w:pStyle w:val="Heading2"/>
+      </w:pPr>
     </w:p>
     <w:p>
       <w:pPr>
@@ -895,7 +831,7 @@
           <w:noProof/>
         </w:rPr>
         <w:pict w14:anchorId="174E44D0">
-          <v:rect id="_x0000_s1027" style="position:absolute;margin-left:-25pt;margin-top:24.35pt;width:115.85pt;height:65.1pt;z-index:251660800;mso-position-horizontal-relative:text;mso-position-vertical-relative:text" fillcolor="#4f81bd [3204]" stroked="f">
+          <v:rect id="_x0000_s1027" style="position:absolute;margin-left:-25pt;margin-top:24.35pt;width:115.85pt;height:65.1pt;z-index:251658752;mso-position-horizontal-relative:text;mso-position-vertical-relative:text" fillcolor="#4f81bd [3204]" stroked="f">
             <v:textbox style="mso-next-textbox:#_x0000_s1027">
               <w:txbxContent>
                 <w:p>
@@ -977,7 +913,7 @@
           <w:noProof/>
         </w:rPr>
         <w:pict w14:anchorId="66949239">
-          <v:rect id="_x0000_s1026" style="position:absolute;margin-left:-29.3pt;margin-top:-57.65pt;width:125.95pt;height:74.85pt;z-index:251659776;mso-position-horizontal-relative:text;mso-position-vertical-relative:text">
+          <v:rect id="_x0000_s1026" style="position:absolute;margin-left:-29.3pt;margin-top:-57.65pt;width:125.95pt;height:74.85pt;z-index:251657728;mso-position-horizontal-relative:text;mso-position-vertical-relative:text">
             <v:textbox style="mso-next-textbox:#_x0000_s1026">
               <w:txbxContent>
                 <w:p>
@@ -1069,7 +1005,7 @@
           <w:noProof/>
         </w:rPr>
         <w:drawing>
-          <wp:anchor distT="0" distB="0" distL="114300" distR="114300" simplePos="0" relativeHeight="251659776" behindDoc="1" locked="0" layoutInCell="1" allowOverlap="1" wp14:anchorId="203784E2" wp14:editId="0DCA5867">
+          <wp:anchor distT="0" distB="0" distL="114300" distR="114300" simplePos="0" relativeHeight="251656704" behindDoc="1" locked="0" layoutInCell="1" allowOverlap="1" wp14:anchorId="203784E2" wp14:editId="0DCA5867">
             <wp:simplePos x="0" y="0"/>
             <wp:positionH relativeFrom="column">
               <wp:posOffset>127000</wp:posOffset>
